--- a/a7/build/out/u3/A7 3.02 Quotient Laws of Exponents - Teacher Edition.docx
+++ b/a7/build/out/u3/A7 3.02 Quotient Laws of Exponents - Teacher Edition.docx
@@ -3407,7 +3407,7 @@
           <w:color w:val="1A1A1A"/>
           <w:sz w:val="21"/>
         </w:rPr>
-        <w:t xml:space="preserve">Independent Set — Six questions. On your own, in silence.  </w:t>
+        <w:t xml:space="preserve">Independent Set — Six questions. On your own, in writing.  </w:t>
       </w:r>
       <w:r>
         <w:rPr>
@@ -3416,7 +3416,7 @@
           <w:color w:val="1A1A1A"/>
           <w:sz w:val="21"/>
         </w:rPr>
-        <w:t>Hand out the Independent Set.</w:t>
+        <w:t>Hand out the Independent Set; the same six questions are on the board.</w:t>
       </w:r>
     </w:p>
     <w:p>

--- a/a7/build/out/u3/A7 3.02 Quotient Laws of Exponents - Teacher Edition.docx
+++ b/a7/build/out/u3/A7 3.02 Quotient Laws of Exponents - Teacher Edition.docx
@@ -2457,7 +2457,7 @@
           <w:color w:val="1A1A1A"/>
           <w:sz w:val="21"/>
         </w:rPr>
-        <w:t>A website puts 8</w:t>
+        <w:t>A website puts 7</w:t>
       </w:r>
       <w:r>
         <w:rPr>
@@ -2476,7 +2476,7 @@
           <w:color w:val="1A1A1A"/>
           <w:sz w:val="21"/>
         </w:rPr>
-        <w:t xml:space="preserve"> photos into 8 equal albums. The site is 30 days old. How many photos are in each album?  →  </w:t>
+        <w:t xml:space="preserve"> photos into 7 equal albums. The site is 30 days old. How many photos are in each album?  →  </w:t>
       </w:r>
       <w:r>
         <w:rPr>
@@ -2485,7 +2485,7 @@
           <w:color w:val="9E1B32"/>
           <w:sz w:val="21"/>
         </w:rPr>
-        <w:t>512</w:t>
+        <w:t>343</w:t>
       </w:r>
       <w:r>
         <w:rPr>
@@ -2503,7 +2503,7 @@
           <w:color w:val="6B6B6B"/>
           <w:sz w:val="19"/>
         </w:rPr>
-        <w:t xml:space="preserve">   4096 — never divided by the 8 albums [the quotient was not taken]; 64 — subtracted 4 − 1 wrong or used 8</w:t>
+        <w:t xml:space="preserve">   2401 — never divided by the 7 albums [the quotient was not taken]; 49 — subtracted 4 − 1 wrong or used 7</w:t>
       </w:r>
       <w:r>
         <w:rPr>
@@ -3251,7 +3251,7 @@
           <w:color w:val="1A1A1A"/>
           <w:sz w:val="21"/>
         </w:rPr>
-        <w:t>Hannah cancels 2</w:t>
+        <w:t>Hannah cancels 6</w:t>
       </w:r>
       <w:r>
         <w:rPr>
@@ -3261,7 +3261,7 @@
           <w:sz w:val="21"/>
           <w:vertAlign w:val="superscript"/>
         </w:rPr>
-        <w:t>3</w:t>
+        <w:t>2</w:t>
       </w:r>
       <w:r>
         <w:rPr>
@@ -3270,7 +3270,7 @@
           <w:color w:val="1A1A1A"/>
           <w:sz w:val="21"/>
         </w:rPr>
-        <w:t>/2</w:t>
+        <w:t>/6</w:t>
       </w:r>
       <w:r>
         <w:rPr>
@@ -3280,7 +3280,7 @@
           <w:sz w:val="21"/>
           <w:vertAlign w:val="superscript"/>
         </w:rPr>
-        <w:t>3</w:t>
+        <w:t>2</w:t>
       </w:r>
       <w:r>
         <w:rPr>
@@ -3289,7 +3289,7 @@
           <w:color w:val="1A1A1A"/>
           <w:sz w:val="21"/>
         </w:rPr>
-        <w:t xml:space="preserve"> to 1. Sebastian subtracts to 2</w:t>
+        <w:t xml:space="preserve"> to 1. Sebastian subtracts to 6</w:t>
       </w:r>
       <w:r>
         <w:rPr>
@@ -3317,7 +3317,7 @@
           <w:color w:val="9E1B32"/>
           <w:sz w:val="21"/>
         </w:rPr>
-        <w:t>Both — 2</w:t>
+        <w:t>Both — 6</w:t>
       </w:r>
       <w:r>
         <w:rPr>
@@ -3345,7 +3345,7 @@
           <w:color w:val="6B6B6B"/>
           <w:sz w:val="19"/>
         </w:rPr>
-        <w:t xml:space="preserve">   'Hannah, because 2</w:t>
+        <w:t xml:space="preserve">   'Hannah, because 6</w:t>
       </w:r>
       <w:r>
         <w:rPr>
@@ -3534,7 +3534,7 @@
           <w:color w:val="1A1A1A"/>
           <w:sz w:val="20"/>
         </w:rPr>
-        <w:t>4096 — never divided by the 8 albums [the quotient was not taken]</w:t>
+        <w:t>2401 — never divided by the 7 albums [the quotient was not taken]</w:t>
       </w:r>
     </w:p>
     <w:p>
@@ -3759,7 +3759,7 @@
           <w:color w:val="1A1A1A"/>
           <w:sz w:val="20"/>
         </w:rPr>
-        <w:t>'Hannah, because 2</w:t>
+        <w:t>'Hannah, because 6</w:t>
       </w:r>
       <w:r>
         <w:rPr>
